--- a/document/09_c_LAB301x_VN_v0.02_Project_Document.docx
+++ b/document/09_c_LAB301x_VN_v0.02_Project_Document.docx
@@ -916,7 +916,7 @@
               </wp:anchor>
             </w:drawing>
           </mc:Choice>
-          <mc:Fallback xmlns:mo="http://schemas.microsoft.com/office/mac/office/2008/main" xmlns:mv="urn:schemas-microsoft-com:mac:vml">
+          <mc:Fallback xmlns:mv="urn:schemas-microsoft-com:mac:vml" xmlns:mo="http://schemas.microsoft.com/office/mac/office/2008/main">
             <w:pict>
               <v:rect w14:anchorId="1835E859" id="Rectangle 1" o:spid="_x0000_s1026" style="position:absolute;margin-left:-1.9pt;margin-top:-3.8pt;width:460.4pt;height:710.55pt;z-index:251659264;visibility:visible;mso-wrap-style:square;mso-wrap-distance-left:9pt;mso-wrap-distance-top:0;mso-wrap-distance-right:9pt;mso-wrap-distance-bottom:0;mso-position-horizontal:absolute;mso-position-horizontal-relative:text;mso-position-vertical:absolute;mso-position-vertical-relative:text;v-text-anchor:middle" o:gfxdata="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" filled="f" strokecolor="#1f4d78 [1604]" strokeweight="5pt">
                 <v:stroke linestyle="thinThick"/>
@@ -35785,13 +35785,98 @@
     </w:p>
     <w:p>
       <w:pPr>
+        <w:rPr>
+          <w:b/>
+          <w:bCs/>
+          <w:lang w:val="en-US"/>
+        </w:rPr>
+      </w:pPr>
+    </w:p>
+    <w:p>
+      <w:pPr>
+        <w:rPr>
+          <w:lang w:val="en-US"/>
+        </w:rPr>
+      </w:pPr>
+      <w:r>
+        <w:rPr>
+          <w:b/>
+          <w:bCs/>
+          <w:lang w:val="en-US"/>
+        </w:rPr>
+        <w:t xml:space="preserve">5.1 Giao diện chức năng 1: </w:t>
+      </w:r>
+    </w:p>
+    <w:p>
+      <w:pPr>
+        <w:rPr>
+          <w:b/>
+          <w:bCs/>
+          <w:lang w:val="en-US"/>
+        </w:rPr>
+      </w:pPr>
+      <w:r>
+        <w:rPr>
+          <w:b/>
+          <w:bCs/>
+          <w:lang w:val="en-US"/>
+        </w:rPr>
+        <w:t>5.</w:t>
+      </w:r>
+      <w:r>
+        <w:rPr>
+          <w:b/>
+          <w:bCs/>
+          <w:lang w:val="en-US"/>
+        </w:rPr>
+        <w:t>2</w:t>
+      </w:r>
+      <w:r>
+        <w:rPr>
+          <w:b/>
+          <w:bCs/>
+          <w:lang w:val="en-US"/>
+        </w:rPr>
+        <w:t xml:space="preserve"> Giao diện chức năng </w:t>
+      </w:r>
+      <w:r>
+        <w:rPr>
+          <w:b/>
+          <w:bCs/>
+          <w:lang w:val="en-US"/>
+        </w:rPr>
+        <w:t>2</w:t>
+      </w:r>
+      <w:r>
+        <w:rPr>
+          <w:b/>
+          <w:bCs/>
+          <w:lang w:val="en-US"/>
+        </w:rPr>
+        <w:t>:</w:t>
+      </w:r>
+    </w:p>
+    <w:p>
+      <w:pPr>
+        <w:rPr>
+          <w:b/>
+          <w:bCs/>
+          <w:lang w:val="en-US"/>
+        </w:rPr>
+      </w:pPr>
+    </w:p>
+    <w:p>
+      <w:pPr>
+        <w:rPr>
+          <w:b/>
+          <w:bCs/>
+          <w:lang w:val="en-US"/>
+        </w:rPr>
+      </w:pPr>
+    </w:p>
+    <w:p>
+      <w:pPr>
         <w:jc w:val="left"/>
-        <w:rPr>
-          <w:rFonts w:eastAsiaTheme="majorEastAsia" w:cstheme="majorBidi"/>
-          <w:b/>
-          <w:sz w:val="32"/>
-          <w:szCs w:val="32"/>
-        </w:rPr>
       </w:pPr>
       <w:r>
         <w:br w:type="page"/>
@@ -35799,11 +35884,21 @@
     </w:p>
     <w:p>
       <w:pPr>
+        <w:jc w:val="left"/>
+        <w:rPr>
+          <w:rFonts w:eastAsiaTheme="majorEastAsia" w:cstheme="majorBidi"/>
+          <w:b/>
+          <w:sz w:val="32"/>
+          <w:szCs w:val="32"/>
+        </w:rPr>
+      </w:pPr>
+    </w:p>
+    <w:p>
+      <w:pPr>
         <w:pStyle w:val="Heading1"/>
       </w:pPr>
       <w:bookmarkStart w:id="8" w:name="_Toc82276614"/>
       <w:r>
-        <w:lastRenderedPageBreak/>
         <w:t xml:space="preserve">Chương </w:t>
       </w:r>
       <w:r>
@@ -36489,7 +36584,12 @@
     </w:r>
     <w:r>
       <w:tab/>
-      <w:t>Tên dự án</w:t>
+    </w:r>
+    <w:r>
+      <w:rPr>
+        <w:lang w:val="en-US"/>
+      </w:rPr>
+      <w:t>JobHunter</w:t>
     </w:r>
   </w:p>
 </w:hdr>
@@ -41836,6 +41936,7 @@
   <w:style w:type="character" w:default="1" w:styleId="DefaultParagraphFont">
     <w:name w:val="Default Paragraph Font"/>
     <w:uiPriority w:val="1"/>
+    <w:semiHidden/>
     <w:unhideWhenUsed/>
   </w:style>
   <w:style w:type="table" w:default="1" w:styleId="TableNormal">
